--- a/docs/reference/2026-jun-aug/06-security-patterns.md.docx
+++ b/docs/reference/2026-jun-aug/06-security-patterns.md.docx
@@ -7,7 +7,7 @@
         <w:pStyle w:val="Heading1"/>
         <w:rPr/>
       </w:pPr>
-      <w:bookmarkStart w:colFirst="0" w:colLast="0" w:name="_5smksufydd36" w:id="0"/>
+      <w:bookmarkStart w:colFirst="0" w:colLast="0" w:name="_a8p26r41kz1c" w:id="0"/>
       <w:bookmarkEnd w:id="0"/>
       <w:r>
         <w:rPr>
@@ -32,7 +32,7 @@
         <w:pStyle w:val="Heading2"/>
         <w:rPr/>
       </w:pPr>
-      <w:bookmarkStart w:colFirst="0" w:colLast="0" w:name="_njhs9656j5ek" w:id="1"/>
+      <w:bookmarkStart w:colFirst="0" w:colLast="0" w:name="_v4w5ga8vgizv" w:id="1"/>
       <w:bookmarkEnd w:id="1"/>
       <w:r>
         <w:rPr>
@@ -106,6 +106,7 @@
           <w:numId w:val="1"/>
         </w:numPr>
         <w:ind w:left="720" w:hanging="360"/>
+        <w:rPr/>
       </w:pPr>
       <w:r>
         <w:rPr>
@@ -128,6 +129,7 @@
           <w:numId w:val="1"/>
         </w:numPr>
         <w:ind w:left="720" w:hanging="360"/>
+        <w:rPr/>
       </w:pPr>
       <w:r>
         <w:rPr>
@@ -150,6 +152,7 @@
           <w:numId w:val="1"/>
         </w:numPr>
         <w:ind w:left="720" w:hanging="360"/>
+        <w:rPr/>
       </w:pPr>
       <w:r>
         <w:rPr>
@@ -172,6 +175,7 @@
           <w:numId w:val="1"/>
         </w:numPr>
         <w:ind w:left="720" w:hanging="360"/>
+        <w:rPr/>
       </w:pPr>
       <w:r>
         <w:rPr>
@@ -192,7 +196,7 @@
         <w:pStyle w:val="Heading2"/>
         <w:rPr/>
       </w:pPr>
-      <w:bookmarkStart w:colFirst="0" w:colLast="0" w:name="_swvcet6sb3fe" w:id="2"/>
+      <w:bookmarkStart w:colFirst="0" w:colLast="0" w:name="_88k1n1bkmf3" w:id="2"/>
       <w:bookmarkEnd w:id="2"/>
       <w:r>
         <w:rPr>
@@ -222,6 +226,7 @@
           <w:numId w:val="1"/>
         </w:numPr>
         <w:ind w:left="720" w:hanging="360"/>
+        <w:rPr/>
       </w:pPr>
       <w:r>
         <w:rPr>
@@ -259,6 +264,7 @@
           <w:numId w:val="1"/>
         </w:numPr>
         <w:ind w:left="720" w:hanging="360"/>
+        <w:rPr/>
       </w:pPr>
       <w:r>
         <w:rPr>
@@ -323,6 +329,7 @@
           <w:numId w:val="1"/>
         </w:numPr>
         <w:ind w:left="720" w:hanging="360"/>
+        <w:rPr/>
       </w:pPr>
       <w:r>
         <w:rPr>
@@ -360,6 +367,7 @@
           <w:numId w:val="1"/>
         </w:numPr>
         <w:ind w:left="720" w:hanging="360"/>
+        <w:rPr/>
       </w:pPr>
       <w:r>
         <w:rPr>
@@ -412,6 +420,7 @@
           <w:numId w:val="1"/>
         </w:numPr>
         <w:ind w:left="720" w:hanging="360"/>
+        <w:rPr/>
       </w:pPr>
       <w:r>
         <w:rPr>
@@ -461,7 +470,7 @@
         <w:pStyle w:val="Heading2"/>
         <w:rPr/>
       </w:pPr>
-      <w:bookmarkStart w:colFirst="0" w:colLast="0" w:name="_6c8danq8zn98" w:id="3"/>
+      <w:bookmarkStart w:colFirst="0" w:colLast="0" w:name="_4fdkuiqzpfv5" w:id="3"/>
       <w:bookmarkEnd w:id="3"/>
       <w:r>
         <w:rPr>
@@ -535,6 +544,7 @@
           <w:numId w:val="1"/>
         </w:numPr>
         <w:ind w:left="720" w:hanging="360"/>
+        <w:rPr/>
       </w:pPr>
       <w:r>
         <w:rPr>
@@ -550,6 +560,7 @@
           <w:numId w:val="1"/>
         </w:numPr>
         <w:ind w:left="720" w:hanging="360"/>
+        <w:rPr/>
       </w:pPr>
       <w:r>
         <w:rPr>
@@ -578,6 +589,7 @@
           <w:numId w:val="1"/>
         </w:numPr>
         <w:ind w:left="720" w:hanging="360"/>
+        <w:rPr/>
       </w:pPr>
       <w:r>
         <w:rPr>
@@ -705,7 +717,7 @@
         <w:pStyle w:val="Heading2"/>
         <w:rPr/>
       </w:pPr>
-      <w:bookmarkStart w:colFirst="0" w:colLast="0" w:name="_nxs5n98hodh3" w:id="4"/>
+      <w:bookmarkStart w:colFirst="0" w:colLast="0" w:name="_iyin28ojckbi" w:id="4"/>
       <w:bookmarkEnd w:id="4"/>
       <w:r>
         <w:rPr>
@@ -1163,7 +1175,7 @@
         <w:pStyle w:val="Heading2"/>
         <w:rPr/>
       </w:pPr>
-      <w:bookmarkStart w:colFirst="0" w:colLast="0" w:name="_xzzq9j45huk3" w:id="5"/>
+      <w:bookmarkStart w:colFirst="0" w:colLast="0" w:name="_2pkz4uvkvi5i" w:id="5"/>
       <w:bookmarkEnd w:id="5"/>
       <w:r>
         <w:rPr>
@@ -1365,6 +1377,7 @@
           <w:numId w:val="1"/>
         </w:numPr>
         <w:ind w:left="720" w:hanging="360"/>
+        <w:rPr/>
       </w:pPr>
       <w:r>
         <w:rPr>
@@ -1401,6 +1414,7 @@
           <w:numId w:val="1"/>
         </w:numPr>
         <w:ind w:left="720" w:hanging="360"/>
+        <w:rPr/>
       </w:pPr>
       <w:r>
         <w:rPr>
@@ -1416,6 +1430,7 @@
           <w:numId w:val="1"/>
         </w:numPr>
         <w:ind w:left="720" w:hanging="360"/>
+        <w:rPr/>
       </w:pPr>
       <w:r>
         <w:rPr>
@@ -1522,7 +1537,7 @@
         <w:pStyle w:val="Heading2"/>
         <w:rPr/>
       </w:pPr>
-      <w:bookmarkStart w:colFirst="0" w:colLast="0" w:name="_4q69frq3pfy3" w:id="6"/>
+      <w:bookmarkStart w:colFirst="0" w:colLast="0" w:name="_3jrjweygv76" w:id="6"/>
       <w:bookmarkEnd w:id="6"/>
       <w:r>
         <w:rPr>
@@ -1582,6 +1597,7 @@
           <w:numId w:val="1"/>
         </w:numPr>
         <w:ind w:left="720" w:hanging="360"/>
+        <w:rPr/>
       </w:pPr>
       <w:r>
         <w:rPr>
@@ -1618,6 +1634,7 @@
           <w:numId w:val="1"/>
         </w:numPr>
         <w:ind w:left="720" w:hanging="360"/>
+        <w:rPr/>
       </w:pPr>
       <w:r>
         <w:rPr>
@@ -1654,6 +1671,7 @@
           <w:numId w:val="1"/>
         </w:numPr>
         <w:ind w:left="720" w:hanging="360"/>
+        <w:rPr/>
       </w:pPr>
       <w:r>
         <w:rPr>
@@ -1694,7 +1712,7 @@
         <w:pStyle w:val="Heading2"/>
         <w:rPr/>
       </w:pPr>
-      <w:bookmarkStart w:colFirst="0" w:colLast="0" w:name="_4hya0v8bwzpc" w:id="7"/>
+      <w:bookmarkStart w:colFirst="0" w:colLast="0" w:name="_btuvsi4i64rh" w:id="7"/>
       <w:bookmarkEnd w:id="7"/>
       <w:r>
         <w:rPr>
@@ -1754,6 +1772,7 @@
           <w:numId w:val="1"/>
         </w:numPr>
         <w:ind w:left="720" w:hanging="360"/>
+        <w:rPr/>
       </w:pPr>
       <w:r>
         <w:rPr>
@@ -1769,6 +1788,7 @@
           <w:numId w:val="1"/>
         </w:numPr>
         <w:ind w:left="720" w:hanging="360"/>
+        <w:rPr/>
       </w:pPr>
       <w:r>
         <w:rPr>
@@ -1792,6 +1812,7 @@
           <w:numId w:val="1"/>
         </w:numPr>
         <w:ind w:left="720" w:hanging="360"/>
+        <w:rPr/>
       </w:pPr>
       <w:r>
         <w:rPr>
@@ -1829,6 +1850,7 @@
           <w:numId w:val="1"/>
         </w:numPr>
         <w:ind w:left="720" w:hanging="360"/>
+        <w:rPr/>
       </w:pPr>
       <w:r>
         <w:rPr>
@@ -1842,7 +1864,7 @@
         <w:pStyle w:val="Heading2"/>
         <w:rPr/>
       </w:pPr>
-      <w:bookmarkStart w:colFirst="0" w:colLast="0" w:name="_l6xjt6txpr31" w:id="8"/>
+      <w:bookmarkStart w:colFirst="0" w:colLast="0" w:name="_5joxicj39hwp" w:id="8"/>
       <w:bookmarkEnd w:id="8"/>
       <w:r>
         <w:rPr>
@@ -1895,7 +1917,7 @@
         <w:pStyle w:val="Heading2"/>
         <w:rPr/>
       </w:pPr>
-      <w:bookmarkStart w:colFirst="0" w:colLast="0" w:name="_a8t6srw2f7rg" w:id="9"/>
+      <w:bookmarkStart w:colFirst="0" w:colLast="0" w:name="_k866bcdd1kvf" w:id="9"/>
       <w:bookmarkEnd w:id="9"/>
       <w:r>
         <w:rPr>
@@ -1911,6 +1933,7 @@
           <w:numId w:val="1"/>
         </w:numPr>
         <w:ind w:left="720" w:hanging="360"/>
+        <w:rPr/>
       </w:pPr>
       <w:r>
         <w:rPr>
@@ -1953,6 +1976,7 @@
           <w:numId w:val="1"/>
         </w:numPr>
         <w:ind w:left="720" w:hanging="360"/>
+        <w:rPr/>
       </w:pPr>
       <w:r>
         <w:rPr>
@@ -1982,6 +2006,7 @@
           <w:numId w:val="1"/>
         </w:numPr>
         <w:ind w:left="720" w:hanging="360"/>
+        <w:rPr/>
       </w:pPr>
       <w:r>
         <w:rPr>
@@ -2024,6 +2049,7 @@
           <w:numId w:val="1"/>
         </w:numPr>
         <w:ind w:left="720" w:hanging="360"/>
+        <w:rPr/>
       </w:pPr>
       <w:r>
         <w:rPr>
@@ -2052,6 +2078,7 @@
           <w:numId w:val="1"/>
         </w:numPr>
         <w:ind w:left="720" w:hanging="360"/>
+        <w:rPr/>
       </w:pPr>
       <w:r>
         <w:rPr>
@@ -2065,7 +2092,7 @@
         <w:pStyle w:val="Heading2"/>
         <w:rPr/>
       </w:pPr>
-      <w:bookmarkStart w:colFirst="0" w:colLast="0" w:name="_u85u2pe4xhns" w:id="10"/>
+      <w:bookmarkStart w:colFirst="0" w:colLast="0" w:name="_ao12krjc19w1" w:id="10"/>
       <w:bookmarkEnd w:id="10"/>
       <w:r>
         <w:rPr>
@@ -2081,6 +2108,7 @@
           <w:numId w:val="1"/>
         </w:numPr>
         <w:ind w:left="720" w:hanging="360"/>
+        <w:rPr/>
       </w:pPr>
       <w:r>
         <w:rPr>
@@ -2117,6 +2145,7 @@
           <w:numId w:val="1"/>
         </w:numPr>
         <w:ind w:left="720" w:hanging="360"/>
+        <w:rPr/>
       </w:pPr>
       <w:r>
         <w:rPr>
@@ -2153,6 +2182,7 @@
           <w:numId w:val="1"/>
         </w:numPr>
         <w:ind w:left="720" w:hanging="360"/>
+        <w:rPr/>
       </w:pPr>
       <w:r>
         <w:rPr>
@@ -2189,6 +2219,7 @@
           <w:numId w:val="1"/>
         </w:numPr>
         <w:ind w:left="720" w:hanging="360"/>
+        <w:rPr/>
       </w:pPr>
       <w:r>
         <w:rPr>
@@ -2225,6 +2256,7 @@
           <w:numId w:val="1"/>
         </w:numPr>
         <w:ind w:left="720" w:hanging="360"/>
+        <w:rPr/>
       </w:pPr>
       <w:r>
         <w:rPr>
@@ -2261,6 +2293,7 @@
           <w:numId w:val="1"/>
         </w:numPr>
         <w:ind w:left="720" w:hanging="360"/>
+        <w:rPr/>
       </w:pPr>
       <w:r>
         <w:rPr>
